--- a/articles/3. August_14_2025 - Mortgage Solutions.docx
+++ b/articles/3. August_14_2025 - Mortgage Solutions.docx
@@ -16,275 +16,250 @@
         </w:pBdr>
         <w:spacing w:after="0" w:before="0" w:lineRule="auto"/>
         <w:rPr>
-          <w:rFonts w:ascii="Lora" w:cs="Lora" w:eastAsia="Lora" w:hAnsi="Lora"/>
-          <w:sz w:val="24"/>
-          <w:szCs w:val="24"/>
-        </w:rPr>
-      </w:pPr>
-      <w:bookmarkStart w:colFirst="0" w:colLast="0" w:name="_rvz2i4jck4mj" w:id="0"/>
-      <w:bookmarkEnd w:id="0"/>
-      <w:r>
-        <w:rPr>
           <w:b w:val="1"/>
           <w:bCs w:val="1"/>
           <w:sz w:val="48"/>
           <w:szCs w:val="48"/>
-          <w:rtl w:val="0"/>
-        </w:rPr>
-        <w:t xml:space="preserve">Royal London makes tweaks to Principal equity release deal</w:t>
-      </w:r>
-      <w:r>
-        <w:rPr>
-          <w:rtl w:val="0"/>
-        </w:rPr>
-      </w:r>
-    </w:p>
-    <w:p>
-      <w:pPr>
-        <w:rPr/>
-      </w:pPr>
-      <w:r>
-        <w:rPr>
-          <w:rtl w:val="0"/>
-        </w:rPr>
-      </w:r>
-    </w:p>
-    <w:p>
-      <w:pPr>
-        <w:rPr/>
-      </w:pPr>
-      <w:r>
-        <w:rPr>
-          <w:rtl w:val="0"/>
-        </w:rPr>
-      </w:r>
-    </w:p>
-    <w:p>
-      <w:pPr>
+        </w:rPr>
+      </w:pPr>
+      <w:bookmarkStart w:colFirst="0" w:colLast="0" w:name="_kxf09c9upsbz" w:id="0"/>
+      <w:bookmarkEnd w:id="0"/>
+      <w:r>
         <w:rPr>
           <w:b w:val="1"/>
           <w:bCs w:val="1"/>
-          <w:sz w:val="24"/>
-          <w:szCs w:val="24"/>
-        </w:rPr>
-      </w:pPr>
-      <w:r>
+          <w:sz w:val="48"/>
+          <w:szCs w:val="48"/>
+          <w:rtl w:val="0"/>
+        </w:rPr>
+        <w:t xml:space="preserve">Aviva sees equity release sales jump 42% in H1 as market improves </w:t>
+      </w:r>
+    </w:p>
+    <w:p>
+      <w:pPr>
         <w:rPr>
           <w:b w:val="1"/>
           <w:bCs w:val="1"/>
-          <w:sz w:val="24"/>
-          <w:szCs w:val="24"/>
-          <w:rtl w:val="0"/>
-        </w:rPr>
-        <w:t xml:space="preserve">Royal London has added a drawdown capability and lowered the early repayment charge (ERC) for its Principal equity release deal. </w:t>
-      </w:r>
-    </w:p>
-    <w:p>
-      <w:pPr>
-        <w:pBdr>
-          <w:top w:color="e5e7eb" w:space="0" w:sz="0" w:val="none"/>
-          <w:left w:color="e5e7eb" w:space="0" w:sz="0" w:val="none"/>
-          <w:bottom w:color="e5e7eb" w:space="0" w:sz="0" w:val="none"/>
-          <w:right w:color="e5e7eb" w:space="0" w:sz="0" w:val="none"/>
-          <w:between w:color="e5e7eb" w:space="0" w:sz="0" w:val="none"/>
-        </w:pBdr>
-        <w:spacing w:after="160" w:lineRule="auto"/>
-        <w:rPr>
-          <w:rFonts w:ascii="Lora" w:cs="Lora" w:eastAsia="Lora" w:hAnsi="Lora"/>
-          <w:sz w:val="24"/>
-          <w:szCs w:val="24"/>
-        </w:rPr>
-      </w:pPr>
-      <w:r>
-        <w:rPr>
-          <w:rFonts w:ascii="Lora" w:cs="Lora" w:eastAsia="Lora" w:hAnsi="Lora"/>
-          <w:sz w:val="24"/>
-          <w:szCs w:val="24"/>
-          <w:rtl w:val="0"/>
-        </w:rPr>
-        <w:t xml:space="preserve">The changes are part of the firm’s plan of “delivering long-term value, reliability, and increased flexibility for advisers and their clients”.</w:t>
-      </w:r>
-    </w:p>
-    <w:p>
-      <w:pPr>
-        <w:pBdr>
-          <w:top w:color="e5e7eb" w:space="0" w:sz="0" w:val="none"/>
-          <w:left w:color="e5e7eb" w:space="0" w:sz="0" w:val="none"/>
-          <w:bottom w:color="e5e7eb" w:space="0" w:sz="0" w:val="none"/>
-          <w:right w:color="e5e7eb" w:space="0" w:sz="0" w:val="none"/>
-          <w:between w:color="e5e7eb" w:space="0" w:sz="0" w:val="none"/>
-        </w:pBdr>
-        <w:spacing w:after="160" w:lineRule="auto"/>
-        <w:rPr>
-          <w:rFonts w:ascii="Lora" w:cs="Lora" w:eastAsia="Lora" w:hAnsi="Lora"/>
-          <w:sz w:val="24"/>
-          <w:szCs w:val="24"/>
-        </w:rPr>
-      </w:pPr>
-      <w:r>
-        <w:rPr>
-          <w:rFonts w:ascii="Lora" w:cs="Lora" w:eastAsia="Lora" w:hAnsi="Lora"/>
-          <w:sz w:val="24"/>
-          <w:szCs w:val="24"/>
-          <w:rtl w:val="0"/>
-        </w:rPr>
-        <w:t xml:space="preserve">The drawdown facility means clients will have the option to access their property wealth more flexibly and can tailor the withdrawals to suit their needs.</w:t>
-      </w:r>
-    </w:p>
-    <w:p>
-      <w:pPr>
-        <w:pBdr>
-          <w:top w:color="e5e7eb" w:space="0" w:sz="0" w:val="none"/>
-          <w:left w:color="e5e7eb" w:space="0" w:sz="0" w:val="none"/>
-          <w:bottom w:color="e5e7eb" w:space="0" w:sz="0" w:val="none"/>
-          <w:right w:color="e5e7eb" w:space="0" w:sz="0" w:val="none"/>
-          <w:between w:color="e5e7eb" w:space="0" w:sz="0" w:val="none"/>
-        </w:pBdr>
-        <w:spacing w:after="160" w:lineRule="auto"/>
-        <w:rPr>
-          <w:rFonts w:ascii="Lora" w:cs="Lora" w:eastAsia="Lora" w:hAnsi="Lora"/>
-          <w:sz w:val="24"/>
-          <w:szCs w:val="24"/>
-        </w:rPr>
-      </w:pPr>
-      <w:r>
-        <w:rPr>
-          <w:rFonts w:ascii="Lora" w:cs="Lora" w:eastAsia="Lora" w:hAnsi="Lora"/>
-          <w:sz w:val="24"/>
-          <w:szCs w:val="24"/>
-          <w:rtl w:val="0"/>
-        </w:rPr>
-        <w:t xml:space="preserve">The minimum release is £2,000 and the maximum facility is the lower of the initial loan multiplied by three or the maximum loan to value (LTV) available at point of sale less the initial loan.</w:t>
-      </w:r>
-    </w:p>
-    <w:p>
-      <w:pPr>
-        <w:pBdr>
-          <w:top w:color="e5e7eb" w:space="0" w:sz="0" w:val="none"/>
-          <w:left w:color="e5e7eb" w:space="0" w:sz="0" w:val="none"/>
-          <w:bottom w:color="e5e7eb" w:space="0" w:sz="0" w:val="none"/>
-          <w:right w:color="e5e7eb" w:space="0" w:sz="0" w:val="none"/>
-          <w:between w:color="e5e7eb" w:space="0" w:sz="0" w:val="none"/>
-        </w:pBdr>
-        <w:spacing w:after="160" w:lineRule="auto"/>
-        <w:rPr>
-          <w:rFonts w:ascii="Lora" w:cs="Lora" w:eastAsia="Lora" w:hAnsi="Lora"/>
-          <w:sz w:val="24"/>
-          <w:szCs w:val="24"/>
-        </w:rPr>
-      </w:pPr>
-      <w:r>
-        <w:rPr>
-          <w:rFonts w:ascii="Lora" w:cs="Lora" w:eastAsia="Lora" w:hAnsi="Lora"/>
-          <w:sz w:val="24"/>
-          <w:szCs w:val="24"/>
-          <w:rtl w:val="0"/>
-        </w:rPr>
-        <w:t xml:space="preserve">The ERC period has been shortened from 10 years to seven years, which will give more flexibility for clients who choose to service the interest on their loan or make larger repayments.</w:t>
-      </w:r>
-    </w:p>
-    <w:p>
-      <w:pPr>
-        <w:pBdr>
-          <w:top w:color="e5e7eb" w:space="0" w:sz="0" w:val="none"/>
-          <w:left w:color="e5e7eb" w:space="0" w:sz="0" w:val="none"/>
-          <w:bottom w:color="e5e7eb" w:space="0" w:sz="0" w:val="none"/>
-          <w:right w:color="e5e7eb" w:space="0" w:sz="0" w:val="none"/>
-          <w:between w:color="e5e7eb" w:space="0" w:sz="0" w:val="none"/>
-        </w:pBdr>
-        <w:spacing w:after="160" w:lineRule="auto"/>
-        <w:rPr>
-          <w:rFonts w:ascii="Lora" w:cs="Lora" w:eastAsia="Lora" w:hAnsi="Lora"/>
-          <w:sz w:val="24"/>
-          <w:szCs w:val="24"/>
-        </w:rPr>
-      </w:pPr>
-      <w:r>
-        <w:rPr>
-          <w:rFonts w:ascii="Lora" w:cs="Lora" w:eastAsia="Lora" w:hAnsi="Lora"/>
-          <w:sz w:val="24"/>
-          <w:szCs w:val="24"/>
-          <w:rtl w:val="0"/>
-        </w:rPr>
-        <w:t xml:space="preserve">The Principal product is available to homeowners aged 55-89 years and 364 days. It comes with no fee and loan sizes range from £10,000 to £1m in England and £10,000 to £50,000 in Wales and Scotland.</w:t>
-      </w:r>
-    </w:p>
-    <w:p>
-      <w:pPr>
-        <w:pBdr>
-          <w:top w:color="e5e7eb" w:space="0" w:sz="0" w:val="none"/>
-          <w:left w:color="e5e7eb" w:space="0" w:sz="0" w:val="none"/>
-          <w:bottom w:color="e5e7eb" w:space="0" w:sz="0" w:val="none"/>
-          <w:right w:color="e5e7eb" w:space="0" w:sz="0" w:val="none"/>
-          <w:between w:color="e5e7eb" w:space="0" w:sz="0" w:val="none"/>
-        </w:pBdr>
-        <w:spacing w:after="160" w:lineRule="auto"/>
-        <w:rPr>
-          <w:rFonts w:ascii="Lora" w:cs="Lora" w:eastAsia="Lora" w:hAnsi="Lora"/>
-          <w:sz w:val="24"/>
-          <w:szCs w:val="24"/>
-        </w:rPr>
-      </w:pPr>
-      <w:r>
-        <w:rPr>
-          <w:rFonts w:ascii="Lora" w:cs="Lora" w:eastAsia="Lora" w:hAnsi="Lora"/>
-          <w:sz w:val="24"/>
-          <w:szCs w:val="24"/>
-          <w:rtl w:val="0"/>
-        </w:rPr>
-        <w:t xml:space="preserve">The minimum property value is £125,000 – £150,000 for ex-council properties – with the maximum property value standing at £2m in England and £1m in Wales and Scotland.</w:t>
-      </w:r>
-    </w:p>
-    <w:p>
-      <w:pPr>
-        <w:pBdr>
-          <w:top w:color="e5e7eb" w:space="0" w:sz="0" w:val="none"/>
-          <w:left w:color="e5e7eb" w:space="0" w:sz="0" w:val="none"/>
-          <w:bottom w:color="e5e7eb" w:space="0" w:sz="0" w:val="none"/>
-          <w:right w:color="e5e7eb" w:space="0" w:sz="0" w:val="none"/>
-          <w:between w:color="e5e7eb" w:space="0" w:sz="0" w:val="none"/>
-        </w:pBdr>
-        <w:spacing w:after="160" w:lineRule="auto"/>
-        <w:rPr>
-          <w:rFonts w:ascii="Lora" w:cs="Lora" w:eastAsia="Lora" w:hAnsi="Lora"/>
-          <w:sz w:val="24"/>
-          <w:szCs w:val="24"/>
-        </w:rPr>
-      </w:pPr>
-      <w:r>
-        <w:rPr>
-          <w:rFonts w:ascii="Lora" w:cs="Lora" w:eastAsia="Lora" w:hAnsi="Lora"/>
-          <w:sz w:val="24"/>
-          <w:szCs w:val="24"/>
-          <w:rtl w:val="0"/>
-        </w:rPr>
-        <w:t xml:space="preserve">Any pipeline cases progressing through application will continue under the previous 10-year ERCs. Upon completion, the cases will be moved to the new seven-year ERCs and communications will be sent to inform all parties.</w:t>
-      </w:r>
-    </w:p>
-    <w:p>
-      <w:pPr>
-        <w:pBdr>
-          <w:top w:color="e5e7eb" w:space="0" w:sz="0" w:val="none"/>
-          <w:left w:color="e5e7eb" w:space="0" w:sz="0" w:val="none"/>
-          <w:bottom w:color="e5e7eb" w:space="0" w:sz="0" w:val="none"/>
-          <w:right w:color="e5e7eb" w:space="0" w:sz="0" w:val="none"/>
-          <w:between w:color="e5e7eb" w:space="0" w:sz="0" w:val="none"/>
-        </w:pBdr>
-        <w:spacing w:after="160" w:lineRule="auto"/>
-        <w:rPr>
-          <w:rFonts w:ascii="Lora" w:cs="Lora" w:eastAsia="Lora" w:hAnsi="Lora"/>
-          <w:sz w:val="24"/>
-          <w:szCs w:val="24"/>
-        </w:rPr>
-      </w:pPr>
-      <w:r>
-        <w:rPr>
-          <w:rFonts w:ascii="Lora" w:cs="Lora" w:eastAsia="Lora" w:hAnsi="Lora"/>
-          <w:sz w:val="24"/>
-          <w:szCs w:val="24"/>
-          <w:rtl w:val="0"/>
-        </w:rPr>
-        <w:t xml:space="preserve">Alan Ritchie, customer life stage and solutions director at </w:t>
+          <w:sz w:val="48"/>
+          <w:szCs w:val="48"/>
+        </w:rPr>
+      </w:pPr>
+      <w:r>
+        <w:rPr>
+          <w:rtl w:val="0"/>
+        </w:rPr>
+      </w:r>
+    </w:p>
+    <w:p>
+      <w:pPr>
+        <w:rPr>
+          <w:b w:val="1"/>
+          <w:bCs w:val="1"/>
+          <w:sz w:val="24"/>
+          <w:szCs w:val="24"/>
+        </w:rPr>
+      </w:pPr>
+      <w:r>
+        <w:rPr>
+          <w:b w:val="1"/>
+          <w:bCs w:val="1"/>
+          <w:sz w:val="24"/>
+          <w:szCs w:val="24"/>
+          <w:rtl w:val="0"/>
+        </w:rPr>
+        <w:t xml:space="preserve">Aviva has reported a 42% year-on-year surge in equity release sales to £162m in the first six months of the year, owing to an improvement in market activity and the launch of a new proposition. </w:t>
+      </w:r>
+    </w:p>
+    <w:p>
+      <w:pPr>
+        <w:pBdr>
+          <w:top w:color="e5e7eb" w:space="0" w:sz="0" w:val="none"/>
+          <w:left w:color="e5e7eb" w:space="0" w:sz="0" w:val="none"/>
+          <w:bottom w:color="e5e7eb" w:space="0" w:sz="0" w:val="none"/>
+          <w:right w:color="e5e7eb" w:space="0" w:sz="0" w:val="none"/>
+          <w:between w:color="e5e7eb" w:space="0" w:sz="0" w:val="none"/>
+        </w:pBdr>
+        <w:spacing w:after="160" w:lineRule="auto"/>
+        <w:rPr>
+          <w:rFonts w:ascii="Lora" w:cs="Lora" w:eastAsia="Lora" w:hAnsi="Lora"/>
+          <w:sz w:val="24"/>
+          <w:szCs w:val="24"/>
+        </w:rPr>
+      </w:pPr>
+      <w:r>
+        <w:rPr>
+          <w:rFonts w:ascii="Lora" w:cs="Lora" w:eastAsia="Lora" w:hAnsi="Lora"/>
+          <w:sz w:val="24"/>
+          <w:szCs w:val="24"/>
+          <w:rtl w:val="0"/>
+        </w:rPr>
+        <w:t xml:space="preserve">Its equity release portfolio had an average loan-to-value (LTV) ratio of 28.2%, with around 91% of loans having an LTV less than 50%. </w:t>
+      </w:r>
+    </w:p>
+    <w:p>
+      <w:pPr>
+        <w:pBdr>
+          <w:top w:color="e5e7eb" w:space="0" w:sz="0" w:val="none"/>
+          <w:left w:color="e5e7eb" w:space="0" w:sz="0" w:val="none"/>
+          <w:bottom w:color="e5e7eb" w:space="0" w:sz="0" w:val="none"/>
+          <w:right w:color="e5e7eb" w:space="0" w:sz="0" w:val="none"/>
+          <w:between w:color="e5e7eb" w:space="0" w:sz="0" w:val="none"/>
+        </w:pBdr>
+        <w:spacing w:after="160" w:lineRule="auto"/>
+        <w:rPr>
+          <w:rFonts w:ascii="Lora" w:cs="Lora" w:eastAsia="Lora" w:hAnsi="Lora"/>
+          <w:sz w:val="24"/>
+          <w:szCs w:val="24"/>
+        </w:rPr>
+      </w:pPr>
+      <w:r>
+        <w:rPr>
+          <w:rFonts w:ascii="Lora" w:cs="Lora" w:eastAsia="Lora" w:hAnsi="Lora"/>
+          <w:sz w:val="24"/>
+          <w:szCs w:val="24"/>
+          <w:rtl w:val="0"/>
+        </w:rPr>
+        <w:t xml:space="preserve">Aviva said it was actively managing new business LTVs and it continued to be a “conservative lender”. </w:t>
+      </w:r>
+    </w:p>
+    <w:p>
+      <w:pPr>
+        <w:pBdr>
+          <w:top w:color="e5e7eb" w:space="0" w:sz="0" w:val="none"/>
+          <w:left w:color="e5e7eb" w:space="0" w:sz="0" w:val="none"/>
+          <w:bottom w:color="e5e7eb" w:space="0" w:sz="0" w:val="none"/>
+          <w:right w:color="e5e7eb" w:space="0" w:sz="0" w:val="none"/>
+          <w:between w:color="e5e7eb" w:space="0" w:sz="0" w:val="none"/>
+        </w:pBdr>
+        <w:spacing w:after="160" w:lineRule="auto"/>
+        <w:rPr>
+          <w:rFonts w:ascii="Lora" w:cs="Lora" w:eastAsia="Lora" w:hAnsi="Lora"/>
+          <w:sz w:val="24"/>
+          <w:szCs w:val="24"/>
+        </w:rPr>
+      </w:pPr>
+      <w:r>
+        <w:rPr>
+          <w:rFonts w:ascii="Lora" w:cs="Lora" w:eastAsia="Lora" w:hAnsi="Lora"/>
+          <w:sz w:val="24"/>
+          <w:szCs w:val="24"/>
+          <w:rtl w:val="0"/>
+        </w:rPr>
+        <w:t xml:space="preserve">House price growth had resulted in LTV ratios falling, which Aviva said gave some headroom against property price uncertainty in the short term. </w:t>
+      </w:r>
+    </w:p>
+    <w:p>
+      <w:pPr>
+        <w:pBdr>
+          <w:top w:color="e5e7eb" w:space="0" w:sz="0" w:val="none"/>
+          <w:left w:color="e5e7eb" w:space="0" w:sz="0" w:val="none"/>
+          <w:bottom w:color="e5e7eb" w:space="0" w:sz="0" w:val="none"/>
+          <w:right w:color="e5e7eb" w:space="0" w:sz="0" w:val="none"/>
+          <w:between w:color="e5e7eb" w:space="0" w:sz="0" w:val="none"/>
+        </w:pBdr>
+        <w:spacing w:after="160" w:lineRule="auto"/>
+        <w:rPr>
+          <w:rFonts w:ascii="Lora" w:cs="Lora" w:eastAsia="Lora" w:hAnsi="Lora"/>
+          <w:sz w:val="24"/>
+          <w:szCs w:val="24"/>
+        </w:rPr>
+      </w:pPr>
+      <w:r>
+        <w:rPr>
+          <w:rFonts w:ascii="Lora" w:cs="Lora" w:eastAsia="Lora" w:hAnsi="Lora"/>
+          <w:sz w:val="24"/>
+          <w:szCs w:val="24"/>
+          <w:rtl w:val="0"/>
+        </w:rPr>
+        <w:t xml:space="preserve">Its no-negative-equity guarantee, which sees Aviva deduct the potential shortfall between the value of a loan and the value of a property at the end of the term, resulted in around £8m in losses over 10 years. </w:t>
+      </w:r>
+    </w:p>
+    <w:p>
+      <w:pPr>
+        <w:pStyle w:val="Heading3"/>
+        <w:keepNext w:val="0"/>
+        <w:keepLines w:val="0"/>
+        <w:pBdr>
+          <w:top w:color="e5e7eb" w:space="0" w:sz="0" w:val="none"/>
+          <w:left w:color="e5e7eb" w:space="0" w:sz="0" w:val="none"/>
+          <w:bottom w:color="e5e7eb" w:space="0" w:sz="0" w:val="none"/>
+          <w:right w:color="e5e7eb" w:space="0" w:sz="0" w:val="none"/>
+          <w:between w:color="e5e7eb" w:space="0" w:sz="0" w:val="none"/>
+        </w:pBdr>
+        <w:spacing w:after="0" w:before="0" w:lineRule="auto"/>
+        <w:rPr>
+          <w:b w:val="1"/>
+          <w:bCs w:val="1"/>
+          <w:color w:val="000000"/>
+        </w:rPr>
+      </w:pPr>
+      <w:bookmarkStart w:colFirst="0" w:colLast="0" w:name="_l58vqh7qv00z" w:id="1"/>
+      <w:bookmarkEnd w:id="1"/>
+      <w:r>
+        <w:rPr>
+          <w:b w:val="1"/>
+          <w:bCs w:val="1"/>
+          <w:color w:val="000000"/>
+          <w:rtl w:val="0"/>
+        </w:rPr>
+        <w:t xml:space="preserve"> </w:t>
+      </w:r>
+    </w:p>
+    <w:p>
+      <w:pPr>
+        <w:pStyle w:val="Heading3"/>
+        <w:keepNext w:val="0"/>
+        <w:keepLines w:val="0"/>
+        <w:pBdr>
+          <w:top w:color="e5e7eb" w:space="0" w:sz="0" w:val="none"/>
+          <w:left w:color="e5e7eb" w:space="0" w:sz="0" w:val="none"/>
+          <w:bottom w:color="e5e7eb" w:space="0" w:sz="0" w:val="none"/>
+          <w:right w:color="e5e7eb" w:space="0" w:sz="0" w:val="none"/>
+          <w:between w:color="e5e7eb" w:space="0" w:sz="0" w:val="none"/>
+        </w:pBdr>
+        <w:spacing w:after="0" w:before="0" w:lineRule="auto"/>
+        <w:rPr>
+          <w:b w:val="1"/>
+          <w:bCs w:val="1"/>
+          <w:color w:val="000000"/>
+        </w:rPr>
+      </w:pPr>
+      <w:bookmarkStart w:colFirst="0" w:colLast="0" w:name="_7xpadubbdn77" w:id="2"/>
+      <w:bookmarkEnd w:id="2"/>
+      <w:r>
+        <w:rPr>
+          <w:b w:val="1"/>
+          <w:bCs w:val="1"/>
+          <w:color w:val="000000"/>
+          <w:rtl w:val="0"/>
+        </w:rPr>
+        <w:t xml:space="preserve">Protection and GI performance </w:t>
+      </w:r>
+    </w:p>
+    <w:p>
+      <w:pPr>
+        <w:pBdr>
+          <w:top w:color="e5e7eb" w:space="0" w:sz="0" w:val="none"/>
+          <w:left w:color="e5e7eb" w:space="0" w:sz="0" w:val="none"/>
+          <w:bottom w:color="e5e7eb" w:space="0" w:sz="0" w:val="none"/>
+          <w:right w:color="e5e7eb" w:space="0" w:sz="0" w:val="none"/>
+          <w:between w:color="e5e7eb" w:space="0" w:sz="0" w:val="none"/>
+        </w:pBdr>
+        <w:spacing w:after="160" w:lineRule="auto"/>
+        <w:rPr>
+          <w:rFonts w:ascii="Lora" w:cs="Lora" w:eastAsia="Lora" w:hAnsi="Lora"/>
+          <w:sz w:val="24"/>
+          <w:szCs w:val="24"/>
+        </w:rPr>
+      </w:pPr>
+      <w:r>
+        <w:rPr>
+          <w:rFonts w:ascii="Lora" w:cs="Lora" w:eastAsia="Lora" w:hAnsi="Lora"/>
+          <w:sz w:val="24"/>
+          <w:szCs w:val="24"/>
+          <w:rtl w:val="0"/>
+        </w:rPr>
+        <w:t xml:space="preserve">Aviva reported a 16% fall in protection sales to £172m, which it said was expected due to the consolidation of propositions following its </w:t>
       </w:r>
       <w:hyperlink r:id="rId6">
         <w:r>
@@ -298,7 +273,7 @@
             <w:u w:val="single"/>
             <w:rtl w:val="0"/>
           </w:rPr>
-          <w:t xml:space="preserve">Royal London Equity Release</w:t>
+          <w:t xml:space="preserve">acquisition from AIG</w:t>
         </w:r>
       </w:hyperlink>
       <w:r>
@@ -308,33 +283,344 @@
           <w:szCs w:val="24"/>
           <w:rtl w:val="0"/>
         </w:rPr>
-        <w:t xml:space="preserve">, said: “The evolution of our Principal product reflects Royal London’s commitment to equity release as a core solution to meet customer needs. We know that the market must expand significantly to meet the growing customer demand for robust retirement planning and repayment of traditional mortgages.</w:t>
-      </w:r>
-    </w:p>
-    <w:p>
-      <w:pPr>
-        <w:pBdr>
-          <w:top w:color="e5e7eb" w:space="0" w:sz="0" w:val="none"/>
-          <w:left w:color="e5e7eb" w:space="0" w:sz="0" w:val="none"/>
-          <w:bottom w:color="e5e7eb" w:space="0" w:sz="0" w:val="none"/>
-          <w:right w:color="e5e7eb" w:space="0" w:sz="0" w:val="none"/>
-          <w:between w:color="e5e7eb" w:space="0" w:sz="0" w:val="none"/>
-        </w:pBdr>
-        <w:spacing w:after="160" w:lineRule="auto"/>
-        <w:rPr>
-          <w:rFonts w:ascii="Lora" w:cs="Lora" w:eastAsia="Lora" w:hAnsi="Lora"/>
-          <w:sz w:val="24"/>
-          <w:szCs w:val="24"/>
-        </w:rPr>
-      </w:pPr>
-      <w:r>
-        <w:rPr>
-          <w:rFonts w:ascii="Lora" w:cs="Lora" w:eastAsia="Lora" w:hAnsi="Lora"/>
-          <w:sz w:val="24"/>
-          <w:szCs w:val="24"/>
-          <w:rtl w:val="0"/>
-        </w:rPr>
-        <w:t xml:space="preserve">“The new capabilities – a drawdown option and a reduced early repayment charge period – provide advisers and their clients with more choice and meaningful flexibility. We will continue to listen to advisers and also use insight from customers to innovate in the market and to stand out for customer outcomes.”</w:t>
+        <w:t xml:space="preserve">.</w:t>
+      </w:r>
+      <w:r>
+        <w:fldChar w:fldCharType="begin"/>
+        <w:instrText xml:space="preserve"> HYPERLINK "https://www.mortgagesolutions.co.uk/sponsored-content/pepper-money/the-growth-of-just-off-high-street-lending/" </w:instrText>
+        <w:fldChar w:fldCharType="separate"/>
+      </w:r>
+      <w:r>
+        <w:rPr>
+          <w:rtl w:val="0"/>
+        </w:rPr>
+      </w:r>
+    </w:p>
+    <w:p>
+      <w:pPr>
+        <w:pBdr>
+          <w:top w:color="e5e7eb" w:space="0" w:sz="0" w:val="none"/>
+          <w:left w:color="e5e7eb" w:space="0" w:sz="0" w:val="none"/>
+          <w:bottom w:color="e5e7eb" w:space="0" w:sz="0" w:val="none"/>
+          <w:right w:color="e5e7eb" w:space="0" w:sz="0" w:val="none"/>
+          <w:between w:color="e5e7eb" w:space="0" w:sz="0" w:val="none"/>
+        </w:pBdr>
+        <w:spacing w:line="387.3913043478261" w:lineRule="auto"/>
+        <w:rPr>
+          <w:rFonts w:ascii="Lora" w:cs="Lora" w:eastAsia="Lora" w:hAnsi="Lora"/>
+          <w:color w:val="1155cc"/>
+          <w:sz w:val="23"/>
+          <w:szCs w:val="23"/>
+          <w:u w:val="single"/>
+          <w:shd w:fill="f1f3f4" w:val="clear"/>
+        </w:rPr>
+      </w:pPr>
+      <w:r>
+        <w:fldChar w:fldCharType="end"/>
+      </w:r>
+      <w:r>
+        <w:fldChar w:fldCharType="begin"/>
+        <w:instrText xml:space="preserve"> HYPERLINK "https://www.mortgagesolutions.co.uk/sponsored-content/pepper-money/the-growth-of-just-off-high-street-lending/" </w:instrText>
+        <w:fldChar w:fldCharType="separate"/>
+      </w:r>
+      <w:r>
+        <w:rPr>
+          <w:rtl w:val="0"/>
+        </w:rPr>
+      </w:r>
+    </w:p>
+    <w:p>
+      <w:pPr>
+        <w:pBdr>
+          <w:top w:color="e5e7eb" w:space="0" w:sz="0" w:val="none"/>
+          <w:left w:color="e5e7eb" w:space="0" w:sz="0" w:val="none"/>
+          <w:bottom w:color="e5e7eb" w:space="0" w:sz="0" w:val="none"/>
+          <w:right w:color="e5e7eb" w:space="0" w:sz="0" w:val="none"/>
+          <w:between w:color="e5e7eb" w:space="0" w:sz="0" w:val="none"/>
+        </w:pBdr>
+        <w:spacing w:after="160" w:lineRule="auto"/>
+        <w:rPr>
+          <w:rFonts w:ascii="Lora" w:cs="Lora" w:eastAsia="Lora" w:hAnsi="Lora"/>
+          <w:sz w:val="24"/>
+          <w:szCs w:val="24"/>
+        </w:rPr>
+      </w:pPr>
+      <w:r>
+        <w:fldChar w:fldCharType="end"/>
+      </w:r>
+      <w:r>
+        <w:rPr>
+          <w:rFonts w:ascii="Lora" w:cs="Lora" w:eastAsia="Lora" w:hAnsi="Lora"/>
+          <w:sz w:val="24"/>
+          <w:szCs w:val="24"/>
+          <w:rtl w:val="0"/>
+        </w:rPr>
+        <w:t xml:space="preserve">It said its margins were improving as it integrated both businesses. </w:t>
+      </w:r>
+    </w:p>
+    <w:p>
+      <w:pPr>
+        <w:pBdr>
+          <w:top w:color="e5e7eb" w:space="0" w:sz="0" w:val="none"/>
+          <w:left w:color="e5e7eb" w:space="0" w:sz="0" w:val="none"/>
+          <w:bottom w:color="e5e7eb" w:space="0" w:sz="0" w:val="none"/>
+          <w:right w:color="e5e7eb" w:space="0" w:sz="0" w:val="none"/>
+          <w:between w:color="e5e7eb" w:space="0" w:sz="0" w:val="none"/>
+        </w:pBdr>
+        <w:spacing w:after="160" w:lineRule="auto"/>
+        <w:rPr>
+          <w:rFonts w:ascii="Lora" w:cs="Lora" w:eastAsia="Lora" w:hAnsi="Lora"/>
+          <w:sz w:val="24"/>
+          <w:szCs w:val="24"/>
+        </w:rPr>
+      </w:pPr>
+      <w:r>
+        <w:rPr>
+          <w:rFonts w:ascii="Lora" w:cs="Lora" w:eastAsia="Lora" w:hAnsi="Lora"/>
+          <w:sz w:val="24"/>
+          <w:szCs w:val="24"/>
+          <w:rtl w:val="0"/>
+        </w:rPr>
+        <w:t xml:space="preserve">The operating profit generated by its protection business rose 23% to £57m. </w:t>
+      </w:r>
+    </w:p>
+    <w:p>
+      <w:pPr>
+        <w:pBdr>
+          <w:top w:color="e5e7eb" w:space="0" w:sz="0" w:val="none"/>
+          <w:left w:color="e5e7eb" w:space="0" w:sz="0" w:val="none"/>
+          <w:bottom w:color="e5e7eb" w:space="0" w:sz="0" w:val="none"/>
+          <w:right w:color="e5e7eb" w:space="0" w:sz="0" w:val="none"/>
+          <w:between w:color="e5e7eb" w:space="0" w:sz="0" w:val="none"/>
+        </w:pBdr>
+        <w:spacing w:after="160" w:lineRule="auto"/>
+        <w:rPr>
+          <w:rFonts w:ascii="Lora" w:cs="Lora" w:eastAsia="Lora" w:hAnsi="Lora"/>
+          <w:sz w:val="24"/>
+          <w:szCs w:val="24"/>
+        </w:rPr>
+      </w:pPr>
+      <w:r>
+        <w:rPr>
+          <w:rFonts w:ascii="Lora" w:cs="Lora" w:eastAsia="Lora" w:hAnsi="Lora"/>
+          <w:sz w:val="24"/>
+          <w:szCs w:val="24"/>
+          <w:rtl w:val="0"/>
+        </w:rPr>
+        <w:t xml:space="preserve">Premiums across Aviva’s UK and Ireland general insurance division increased by 9% to £4.1bn. </w:t>
+      </w:r>
+    </w:p>
+    <w:p>
+      <w:pPr>
+        <w:pBdr>
+          <w:top w:color="e5e7eb" w:space="0" w:sz="0" w:val="none"/>
+          <w:left w:color="e5e7eb" w:space="0" w:sz="0" w:val="none"/>
+          <w:bottom w:color="e5e7eb" w:space="0" w:sz="0" w:val="none"/>
+          <w:right w:color="e5e7eb" w:space="0" w:sz="0" w:val="none"/>
+          <w:between w:color="e5e7eb" w:space="0" w:sz="0" w:val="none"/>
+        </w:pBdr>
+        <w:spacing w:after="160" w:lineRule="auto"/>
+        <w:rPr>
+          <w:rFonts w:ascii="Lora" w:cs="Lora" w:eastAsia="Lora" w:hAnsi="Lora"/>
+          <w:sz w:val="24"/>
+          <w:szCs w:val="24"/>
+        </w:rPr>
+      </w:pPr>
+      <w:r>
+        <w:rPr>
+          <w:rFonts w:ascii="Lora" w:cs="Lora" w:eastAsia="Lora" w:hAnsi="Lora"/>
+          <w:sz w:val="24"/>
+          <w:szCs w:val="24"/>
+          <w:rtl w:val="0"/>
+        </w:rPr>
+        <w:t xml:space="preserve">Operating profit was 50% higher at £430m, due to a “strong underwriting result” and improved investment return in the UK. However, this was partially offset by the impact of Storm Eowyn in Ireland. </w:t>
+      </w:r>
+    </w:p>
+    <w:p>
+      <w:pPr>
+        <w:pBdr>
+          <w:top w:color="e5e7eb" w:space="0" w:sz="0" w:val="none"/>
+          <w:left w:color="e5e7eb" w:space="0" w:sz="0" w:val="none"/>
+          <w:bottom w:color="e5e7eb" w:space="0" w:sz="0" w:val="none"/>
+          <w:right w:color="e5e7eb" w:space="0" w:sz="0" w:val="none"/>
+          <w:between w:color="e5e7eb" w:space="0" w:sz="0" w:val="none"/>
+        </w:pBdr>
+        <w:spacing w:after="160" w:lineRule="auto"/>
+        <w:rPr>
+          <w:rFonts w:ascii="Lora" w:cs="Lora" w:eastAsia="Lora" w:hAnsi="Lora"/>
+          <w:sz w:val="24"/>
+          <w:szCs w:val="24"/>
+        </w:rPr>
+      </w:pPr>
+      <w:r>
+        <w:rPr>
+          <w:rFonts w:ascii="Lora" w:cs="Lora" w:eastAsia="Lora" w:hAnsi="Lora"/>
+          <w:sz w:val="24"/>
+          <w:szCs w:val="24"/>
+          <w:rtl w:val="0"/>
+        </w:rPr>
+        <w:t xml:space="preserve"> </w:t>
+      </w:r>
+    </w:p>
+    <w:p>
+      <w:pPr>
+        <w:pStyle w:val="Heading3"/>
+        <w:keepNext w:val="0"/>
+        <w:keepLines w:val="0"/>
+        <w:pBdr>
+          <w:top w:color="e5e7eb" w:space="0" w:sz="0" w:val="none"/>
+          <w:left w:color="e5e7eb" w:space="0" w:sz="0" w:val="none"/>
+          <w:bottom w:color="e5e7eb" w:space="0" w:sz="0" w:val="none"/>
+          <w:right w:color="e5e7eb" w:space="0" w:sz="0" w:val="none"/>
+          <w:between w:color="e5e7eb" w:space="0" w:sz="0" w:val="none"/>
+        </w:pBdr>
+        <w:spacing w:after="0" w:before="0" w:lineRule="auto"/>
+        <w:rPr>
+          <w:b w:val="1"/>
+          <w:bCs w:val="1"/>
+          <w:color w:val="000000"/>
+        </w:rPr>
+      </w:pPr>
+      <w:bookmarkStart w:colFirst="0" w:colLast="0" w:name="_8bjb9zmkpy2" w:id="3"/>
+      <w:bookmarkEnd w:id="3"/>
+      <w:r>
+        <w:rPr>
+          <w:b w:val="1"/>
+          <w:bCs w:val="1"/>
+          <w:color w:val="000000"/>
+          <w:rtl w:val="0"/>
+        </w:rPr>
+        <w:t xml:space="preserve">An outstanding performance </w:t>
+      </w:r>
+    </w:p>
+    <w:p>
+      <w:pPr>
+        <w:pBdr>
+          <w:top w:color="e5e7eb" w:space="0" w:sz="0" w:val="none"/>
+          <w:left w:color="e5e7eb" w:space="0" w:sz="0" w:val="none"/>
+          <w:bottom w:color="e5e7eb" w:space="0" w:sz="0" w:val="none"/>
+          <w:right w:color="e5e7eb" w:space="0" w:sz="0" w:val="none"/>
+          <w:between w:color="e5e7eb" w:space="0" w:sz="0" w:val="none"/>
+        </w:pBdr>
+        <w:spacing w:after="160" w:lineRule="auto"/>
+        <w:rPr>
+          <w:rFonts w:ascii="Lora" w:cs="Lora" w:eastAsia="Lora" w:hAnsi="Lora"/>
+          <w:sz w:val="24"/>
+          <w:szCs w:val="24"/>
+        </w:rPr>
+      </w:pPr>
+      <w:r>
+        <w:rPr>
+          <w:rFonts w:ascii="Lora" w:cs="Lora" w:eastAsia="Lora" w:hAnsi="Lora"/>
+          <w:sz w:val="24"/>
+          <w:szCs w:val="24"/>
+          <w:rtl w:val="0"/>
+        </w:rPr>
+        <w:t xml:space="preserve">Aviva reported a 22% increase in operating profit to £1.1bn, driven by growth in its UK and Ireland general insurance division. </w:t>
+      </w:r>
+    </w:p>
+    <w:p>
+      <w:pPr>
+        <w:pBdr>
+          <w:top w:color="e5e7eb" w:space="0" w:sz="0" w:val="none"/>
+          <w:left w:color="e5e7eb" w:space="0" w:sz="0" w:val="none"/>
+          <w:bottom w:color="e5e7eb" w:space="0" w:sz="0" w:val="none"/>
+          <w:right w:color="e5e7eb" w:space="0" w:sz="0" w:val="none"/>
+          <w:between w:color="e5e7eb" w:space="0" w:sz="0" w:val="none"/>
+        </w:pBdr>
+        <w:spacing w:after="160" w:lineRule="auto"/>
+        <w:rPr>
+          <w:rFonts w:ascii="Lora" w:cs="Lora" w:eastAsia="Lora" w:hAnsi="Lora"/>
+          <w:sz w:val="24"/>
+          <w:szCs w:val="24"/>
+        </w:rPr>
+      </w:pPr>
+      <w:r>
+        <w:rPr>
+          <w:rFonts w:ascii="Lora" w:cs="Lora" w:eastAsia="Lora" w:hAnsi="Lora"/>
+          <w:sz w:val="24"/>
+          <w:szCs w:val="24"/>
+          <w:rtl w:val="0"/>
+        </w:rPr>
+        <w:t xml:space="preserve">Amanda Blanc, group chief executive at Aviva, said: “Aviva’s performance in the first half of 2025 was outstanding, growing operating profit by 22% and extending our track record of delivery. Another set of high-quality results, combined with excellent strategic progress, are further evidence of how we are pushing Aviva forward. </w:t>
+      </w:r>
+    </w:p>
+    <w:p>
+      <w:pPr>
+        <w:pBdr>
+          <w:top w:color="e5e7eb" w:space="0" w:sz="0" w:val="none"/>
+          <w:left w:color="e5e7eb" w:space="0" w:sz="0" w:val="none"/>
+          <w:bottom w:color="e5e7eb" w:space="0" w:sz="0" w:val="none"/>
+          <w:right w:color="e5e7eb" w:space="0" w:sz="0" w:val="none"/>
+          <w:between w:color="e5e7eb" w:space="0" w:sz="0" w:val="none"/>
+        </w:pBdr>
+        <w:spacing w:after="160" w:lineRule="auto"/>
+        <w:rPr>
+          <w:rFonts w:ascii="Lora" w:cs="Lora" w:eastAsia="Lora" w:hAnsi="Lora"/>
+          <w:sz w:val="24"/>
+          <w:szCs w:val="24"/>
+        </w:rPr>
+      </w:pPr>
+      <w:r>
+        <w:rPr>
+          <w:rFonts w:ascii="Lora" w:cs="Lora" w:eastAsia="Lora" w:hAnsi="Lora"/>
+          <w:sz w:val="24"/>
+          <w:szCs w:val="24"/>
+          <w:rtl w:val="0"/>
+        </w:rPr>
+        <w:t xml:space="preserve">“We completed the acquisition of Direct Line at the beginning of July, just six months after our recommended offer, and integration is well underway. The combined business is a UK market leader with over 21 million customers, or four in 10 adults, and we are confident the deal will contribute significantly to Aviva’s future growth.” </w:t>
+      </w:r>
+    </w:p>
+    <w:p>
+      <w:pPr>
+        <w:pBdr>
+          <w:top w:color="e5e7eb" w:space="0" w:sz="0" w:val="none"/>
+          <w:left w:color="e5e7eb" w:space="0" w:sz="0" w:val="none"/>
+          <w:bottom w:color="e5e7eb" w:space="0" w:sz="0" w:val="none"/>
+          <w:right w:color="e5e7eb" w:space="0" w:sz="0" w:val="none"/>
+          <w:between w:color="e5e7eb" w:space="0" w:sz="0" w:val="none"/>
+        </w:pBdr>
+        <w:spacing w:after="160" w:lineRule="auto"/>
+        <w:rPr>
+          <w:rFonts w:ascii="Lora" w:cs="Lora" w:eastAsia="Lora" w:hAnsi="Lora"/>
+          <w:sz w:val="24"/>
+          <w:szCs w:val="24"/>
+        </w:rPr>
+      </w:pPr>
+      <w:r>
+        <w:rPr>
+          <w:rFonts w:ascii="Lora" w:cs="Lora" w:eastAsia="Lora" w:hAnsi="Lora"/>
+          <w:sz w:val="24"/>
+          <w:szCs w:val="24"/>
+          <w:rtl w:val="0"/>
+        </w:rPr>
+        <w:t xml:space="preserve">She added: “Over the past five years, we’ve transformed the performance and prospects of Aviva. Today, we are the UK’s leading diversified insurer, with a strong track record of delivery, and an unwavering commitment to our customers. </w:t>
+      </w:r>
+    </w:p>
+    <w:p>
+      <w:pPr>
+        <w:pBdr>
+          <w:top w:color="e5e7eb" w:space="0" w:sz="0" w:val="none"/>
+          <w:left w:color="e5e7eb" w:space="0" w:sz="0" w:val="none"/>
+          <w:bottom w:color="e5e7eb" w:space="0" w:sz="0" w:val="none"/>
+          <w:right w:color="e5e7eb" w:space="0" w:sz="0" w:val="none"/>
+          <w:between w:color="e5e7eb" w:space="0" w:sz="0" w:val="none"/>
+        </w:pBdr>
+        <w:spacing w:after="160" w:lineRule="auto"/>
+        <w:rPr>
+          <w:rFonts w:ascii="Lora" w:cs="Lora" w:eastAsia="Lora" w:hAnsi="Lora"/>
+          <w:sz w:val="24"/>
+          <w:szCs w:val="24"/>
+        </w:rPr>
+      </w:pPr>
+      <w:r>
+        <w:rPr>
+          <w:rFonts w:ascii="Lora" w:cs="Lora" w:eastAsia="Lora" w:hAnsi="Lora"/>
+          <w:sz w:val="24"/>
+          <w:szCs w:val="24"/>
+          <w:rtl w:val="0"/>
+        </w:rPr>
+        <w:t xml:space="preserve">“We are very well-positioned to accelerate growth in the capital-light areas of wealth, health and general insurance, and deliver more and more for our shareholders.” </w:t>
       </w:r>
     </w:p>
     <w:p>
